--- a/docs/architecture/08_BrokerVerse_RTO_and_RPO.docx
+++ b/docs/architecture/08_BrokerVerse_RTO_and_RPO.docx
@@ -92,7 +92,7 @@
                 <w:color w:val="FFFFFF"/>
                 <w:sz w:val="80"/>
               </w:rPr>
-              <w:t>BrokerVerse</w:t>
+              <w:t>BrokerVerse OOTB</w:t>
             </w:r>
           </w:p>
           <w:p>
@@ -107,7 +107,7 @@
                 <w:color w:val="EAF6FD"/>
                 <w:sz w:val="26"/>
               </w:rPr>
-              <w:t>Out-of-the-box insurance broking platform</w:t>
+              <w:t>Insurance broking platform by iorta TechNXT</w:t>
             </w:r>
           </w:p>
           <w:p>
@@ -233,7 +233,7 @@
                 <w:rFonts w:eastAsia="Nunito" w:cs="Nunito"/>
                 <w:sz w:val="19"/>
               </w:rPr>
-              <w:t>BrokerVerse</w:t>
+              <w:t>BrokerVerse OOTB</w:t>
             </w:r>
           </w:p>
         </w:tc>
@@ -357,7 +357,7 @@
                 <w:rFonts w:eastAsia="Nunito" w:cs="Nunito"/>
                 <w:sz w:val="19"/>
               </w:rPr>
-              <w:t>1.0</w:t>
+              <w:t>1.1</w:t>
             </w:r>
           </w:p>
         </w:tc>
@@ -671,7 +671,7 @@
                 <w:rFonts w:eastAsia="Nunito" w:cs="Nunito"/>
                 <w:sz w:val="19"/>
               </w:rPr>
-              <w:t>BrokerVerse Solution Architecture: 08 RTO and RPO</w:t>
+              <w:t>BrokerVerse OOTB Solution Architecture: 08 RTO and RPO</w:t>
             </w:r>
           </w:p>
         </w:tc>
@@ -795,7 +795,7 @@
                 <w:rFonts w:eastAsia="Nunito" w:cs="Nunito"/>
                 <w:sz w:val="19"/>
               </w:rPr>
-              <w:t>1.0</w:t>
+              <w:t>1.1</w:t>
             </w:r>
           </w:p>
         </w:tc>
@@ -1043,7 +1043,7 @@
                 <w:rFonts w:eastAsia="Nunito" w:cs="Nunito"/>
                 <w:sz w:val="19"/>
               </w:rPr>
-              <w:t>BrokerVerse source repository, branch brokerverse-platform (backend/, brokerverse/, docker-compose.yml, render.yaml, docs/)</w:t>
+              <w:t>BrokerVerse source repository, branch brokerverse-platform (backend/, brokerverse/, deploy/, docker-compose.yml, .github/workflows, docs/)</w:t>
             </w:r>
           </w:p>
         </w:tc>
@@ -1300,6 +1300,111 @@
                 <w:sz w:val="18"/>
               </w:rPr>
               <w:t>Initial issue</w:t>
+            </w:r>
+          </w:p>
+        </w:tc>
+      </w:tr>
+      <w:tr>
+        <w:trPr>
+          <w:cantSplit w:val="true"/>
+        </w:trPr>
+        <w:tc>
+          <w:tcPr>
+            <w:tcW w:w="1156" w:type="dxa"/>
+            <w:tcBorders>
+              <w:top w:val="single" w:sz="4" w:space="0" w:color="C9D6E3"/>
+              <w:left w:val="single" w:sz="4" w:space="0" w:color="C9D6E3"/>
+              <w:bottom w:val="single" w:sz="4" w:space="0" w:color="C9D6E3"/>
+              <w:right w:val="single" w:sz="4" w:space="0" w:color="C9D6E3"/>
+            </w:tcBorders>
+            <w:shd w:color="auto" w:fill="F3F9FE" w:val="clear"/>
+          </w:tcPr>
+          <w:p>
+            <w:pPr>
+              <w:pStyle w:val="TableText"/>
+              <w:rPr/>
+            </w:pPr>
+            <w:r>
+              <w:rPr>
+                <w:rFonts w:eastAsia="Nunito" w:cs="Nunito"/>
+                <w:sz w:val="18"/>
+              </w:rPr>
+              <w:t>1.1</w:t>
+            </w:r>
+          </w:p>
+        </w:tc>
+        <w:tc>
+          <w:tcPr>
+            <w:tcW w:w="1734" w:type="dxa"/>
+            <w:tcBorders>
+              <w:top w:val="single" w:sz="4" w:space="0" w:color="C9D6E3"/>
+              <w:left w:val="single" w:sz="4" w:space="0" w:color="C9D6E3"/>
+              <w:bottom w:val="single" w:sz="4" w:space="0" w:color="C9D6E3"/>
+              <w:right w:val="single" w:sz="4" w:space="0" w:color="C9D6E3"/>
+            </w:tcBorders>
+            <w:shd w:color="auto" w:fill="F3F9FE" w:val="clear"/>
+          </w:tcPr>
+          <w:p>
+            <w:pPr>
+              <w:pStyle w:val="TableText"/>
+              <w:rPr/>
+            </w:pPr>
+            <w:r>
+              <w:rPr>
+                <w:rFonts w:eastAsia="Nunito" w:cs="Nunito"/>
+                <w:sz w:val="18"/>
+              </w:rPr>
+              <w:t>29 September 2026</w:t>
+            </w:r>
+          </w:p>
+        </w:tc>
+        <w:tc>
+          <w:tcPr>
+            <w:tcW w:w="1927" w:type="dxa"/>
+            <w:tcBorders>
+              <w:top w:val="single" w:sz="4" w:space="0" w:color="C9D6E3"/>
+              <w:left w:val="single" w:sz="4" w:space="0" w:color="C9D6E3"/>
+              <w:bottom w:val="single" w:sz="4" w:space="0" w:color="C9D6E3"/>
+              <w:right w:val="single" w:sz="4" w:space="0" w:color="C9D6E3"/>
+            </w:tcBorders>
+            <w:shd w:color="auto" w:fill="F3F9FE" w:val="clear"/>
+          </w:tcPr>
+          <w:p>
+            <w:pPr>
+              <w:pStyle w:val="TableText"/>
+              <w:rPr/>
+            </w:pPr>
+            <w:r>
+              <w:rPr>
+                <w:rFonts w:eastAsia="Nunito" w:cs="Nunito"/>
+                <w:sz w:val="18"/>
+              </w:rPr>
+              <w:t>iorta TechNXT</w:t>
+            </w:r>
+          </w:p>
+        </w:tc>
+        <w:tc>
+          <w:tcPr>
+            <w:tcW w:w="4819" w:type="dxa"/>
+            <w:tcBorders>
+              <w:top w:val="single" w:sz="4" w:space="0" w:color="C9D6E3"/>
+              <w:left w:val="single" w:sz="4" w:space="0" w:color="C9D6E3"/>
+              <w:bottom w:val="single" w:sz="4" w:space="0" w:color="C9D6E3"/>
+              <w:right w:val="single" w:sz="4" w:space="0" w:color="C9D6E3"/>
+            </w:tcBorders>
+            <w:shd w:color="auto" w:fill="F3F9FE" w:val="clear"/>
+          </w:tcPr>
+          <w:p>
+            <w:pPr>
+              <w:pStyle w:val="TableText"/>
+              <w:rPr/>
+            </w:pPr>
+            <w:r>
+              <w:rPr>
+                <w:rFonts w:eastAsia="Nunito" w:cs="Nunito"/>
+                <w:sz w:val="18"/>
+              </w:rPr>
+              <w:t>Updated to the current system: placement journey, co-insurance, posting rules, period end and BIR tax, bank reconciliation, document numbering, commission rate matrix, single PDF engine, uploads and go-live imports, housekeeping, business time zone, broker roles, deployment on the BrokerVerse URL</w:t>
             </w:r>
           </w:p>
         </w:tc>
@@ -2005,7 +2110,7 @@
             </w:rPr>
             <w:fldChar w:fldCharType="separate"/>
           </w:r>
-          <w:hyperlink w:anchor="__RefHeading___Toc16352_3826153650">
+          <w:hyperlink w:anchor="__RefHeading___Toc12978_4084622315">
             <w:r>
               <w:rPr>
                 <w:webHidden/>
@@ -2026,7 +2131,7 @@
             </w:tabs>
             <w:rPr/>
           </w:pPr>
-          <w:hyperlink w:anchor="__RefHeading___Toc16354_3826153650">
+          <w:hyperlink w:anchor="__RefHeading___Toc12980_4084622315">
             <w:r>
               <w:rPr>
                 <w:webHidden/>
@@ -2047,7 +2152,7 @@
             </w:tabs>
             <w:rPr/>
           </w:pPr>
-          <w:hyperlink w:anchor="__RefHeading___Toc16356_3826153650">
+          <w:hyperlink w:anchor="__RefHeading___Toc12982_4084622315">
             <w:r>
               <w:rPr>
                 <w:webHidden/>
@@ -2068,7 +2173,7 @@
             </w:tabs>
             <w:rPr/>
           </w:pPr>
-          <w:hyperlink w:anchor="__RefHeading___Toc16358_3826153650">
+          <w:hyperlink w:anchor="__RefHeading___Toc12984_4084622315">
             <w:r>
               <w:rPr>
                 <w:webHidden/>
@@ -2089,7 +2194,7 @@
             </w:tabs>
             <w:rPr/>
           </w:pPr>
-          <w:hyperlink w:anchor="__RefHeading___Toc16360_3826153650">
+          <w:hyperlink w:anchor="__RefHeading___Toc12986_4084622315">
             <w:r>
               <w:rPr>
                 <w:webHidden/>
@@ -2110,7 +2215,7 @@
             </w:tabs>
             <w:rPr/>
           </w:pPr>
-          <w:hyperlink w:anchor="__RefHeading___Toc16362_3826153650">
+          <w:hyperlink w:anchor="__RefHeading___Toc12988_4084622315">
             <w:r>
               <w:rPr>
                 <w:webHidden/>
@@ -2131,7 +2236,7 @@
             </w:tabs>
             <w:rPr/>
           </w:pPr>
-          <w:hyperlink w:anchor="__RefHeading___Toc16364_3826153650">
+          <w:hyperlink w:anchor="__RefHeading___Toc12990_4084622315">
             <w:r>
               <w:rPr>
                 <w:webHidden/>
@@ -2152,7 +2257,7 @@
             </w:tabs>
             <w:rPr/>
           </w:pPr>
-          <w:hyperlink w:anchor="__RefHeading___Toc16366_3826153650">
+          <w:hyperlink w:anchor="__RefHeading___Toc12992_4084622315">
             <w:r>
               <w:rPr>
                 <w:webHidden/>
@@ -2173,7 +2278,7 @@
             </w:tabs>
             <w:rPr/>
           </w:pPr>
-          <w:hyperlink w:anchor="__RefHeading___Toc16368_3826153650">
+          <w:hyperlink w:anchor="__RefHeading___Toc12994_4084622315">
             <w:r>
               <w:rPr>
                 <w:webHidden/>
@@ -2194,7 +2299,7 @@
             </w:tabs>
             <w:rPr/>
           </w:pPr>
-          <w:hyperlink w:anchor="__RefHeading___Toc16370_3826153650">
+          <w:hyperlink w:anchor="__RefHeading___Toc12996_4084622315">
             <w:r>
               <w:rPr>
                 <w:webHidden/>
@@ -2215,7 +2320,7 @@
             </w:tabs>
             <w:rPr/>
           </w:pPr>
-          <w:hyperlink w:anchor="__RefHeading___Toc16372_3826153650">
+          <w:hyperlink w:anchor="__RefHeading___Toc12998_4084622315">
             <w:r>
               <w:rPr>
                 <w:webHidden/>
@@ -2236,7 +2341,7 @@
             </w:tabs>
             <w:rPr/>
           </w:pPr>
-          <w:hyperlink w:anchor="__RefHeading___Toc16374_3826153650">
+          <w:hyperlink w:anchor="__RefHeading___Toc13000_4084622315">
             <w:r>
               <w:rPr>
                 <w:webHidden/>
@@ -2267,7 +2372,7 @@
       <w:r>
         <w:br w:type="page"/>
       </w:r>
-      <w:bookmarkStart w:id="0" w:name="__RefHeading___Toc16352_3826153650"/>
+      <w:bookmarkStart w:id="0" w:name="__RefHeading___Toc12978_4084622315"/>
       <w:bookmarkEnd w:id="0"/>
       <w:r>
         <w:rPr>
@@ -2281,7 +2386,7 @@
         <w:pStyle w:val="Heading2"/>
         <w:rPr/>
       </w:pPr>
-      <w:bookmarkStart w:id="1" w:name="__RefHeading___Toc16354_3826153650"/>
+      <w:bookmarkStart w:id="1" w:name="__RefHeading___Toc12980_4084622315"/>
       <w:bookmarkEnd w:id="1"/>
       <w:r>
         <w:rPr>
@@ -2299,7 +2404,7 @@
         <w:rPr>
           <w:rFonts w:eastAsia="Nunito" w:cs="Nunito"/>
         </w:rPr>
-        <w:t>This document proposes the recovery time objective (RTO) and recovery point objective (RPO) for BrokerVerse, explains how the recommended architecture meets them for each failure scenario, and lists what must be in place and tested for the objectives to hold. Backup configuration and restore procedures are in document 09; the high-availability design in document 07.</w:t>
+        <w:t>This document proposes the recovery time objective (RTO) and recovery point objective (RPO) for BrokerVerse OOTB, explains how the recommended architecture meets them for each failure scenario, and lists what must be in place and tested for the objectives to hold. Backup configuration and restore procedures are in document 09; the high-availability design in document 07.</w:t>
       </w:r>
     </w:p>
     <w:tbl>
@@ -2369,7 +2474,7 @@
         <w:pStyle w:val="Heading2"/>
         <w:rPr/>
       </w:pPr>
-      <w:bookmarkStart w:id="2" w:name="__RefHeading___Toc16356_3826153650"/>
+      <w:bookmarkStart w:id="2" w:name="__RefHeading___Toc12982_4084622315"/>
       <w:bookmarkEnd w:id="2"/>
       <w:r>
         <w:rPr>
@@ -2458,7 +2563,7 @@
         </w:pBdr>
         <w:rPr/>
       </w:pPr>
-      <w:bookmarkStart w:id="3" w:name="__RefHeading___Toc16358_3826153650"/>
+      <w:bookmarkStart w:id="3" w:name="__RefHeading___Toc12984_4084622315"/>
       <w:bookmarkEnd w:id="3"/>
       <w:r>
         <w:rPr>
@@ -2624,7 +2729,7 @@
                 <w:rFonts w:eastAsia="Nunito" w:cs="Nunito"/>
                 <w:sz w:val="17"/>
               </w:rPr>
-              <w:t>Sign-in; policies, quotations, endorsements, claims; bills, receipts, journals, vouchers, commissions, remittances, debit notes (PostgreSQL)</w:t>
+              <w:t>Sign-in; quotations, broker slips, placements, policies, endorsements, claims; bills, receipts, journals, vouchers, commissions, remittances, debit notes, bank reconciliations, period closes (PostgreSQL)</w:t>
             </w:r>
           </w:p>
         </w:tc>
@@ -2927,7 +3032,7 @@
         </w:pBdr>
         <w:rPr/>
       </w:pPr>
-      <w:bookmarkStart w:id="4" w:name="__RefHeading___Toc16360_3826153650"/>
+      <w:bookmarkStart w:id="4" w:name="__RefHeading___Toc12986_4084622315"/>
       <w:bookmarkEnd w:id="4"/>
       <w:r>
         <w:rPr>
@@ -3098,7 +3203,7 @@
                 <w:rFonts w:eastAsia="Nunito" w:cs="Nunito"/>
                 <w:sz w:val="17"/>
               </w:rPr>
-              <w:t>API task or container failure</w:t>
+              <w:t>API container failure</w:t>
             </w:r>
           </w:p>
         </w:tc>
@@ -3170,7 +3275,7 @@
                 <w:rFonts w:eastAsia="Nunito" w:cs="Nunito"/>
                 <w:sz w:val="17"/>
               </w:rPr>
-              <w:t>At least two tasks behind the ALB; failed task replaced by ECS; no data held in the task</w:t>
+              <w:t>At least two API containers behind the load balancer; a failed container is replaced by the container service; no data is held in the container</w:t>
             </w:r>
           </w:p>
         </w:tc>
@@ -3275,7 +3380,7 @@
                 <w:rFonts w:eastAsia="Nunito" w:cs="Nunito"/>
                 <w:sz w:val="17"/>
               </w:rPr>
-              <w:t>RDS Multi-AZ synchronous standby, automatic failover in 1 to 2 minutes; EFS regional storage; tasks in the second AZ keep serving</w:t>
+              <w:t>RDS Multi-AZ synchronous standby, automatic failover in 1 to 2 minutes; EFS regional storage; containers in the second AZ keep serving</w:t>
             </w:r>
           </w:p>
         </w:tc>
@@ -3984,7 +4089,7 @@
         </w:pBdr>
         <w:rPr/>
       </w:pPr>
-      <w:bookmarkStart w:id="5" w:name="__RefHeading___Toc16362_3826153650"/>
+      <w:bookmarkStart w:id="5" w:name="__RefHeading___Toc12988_4084622315"/>
       <w:bookmarkEnd w:id="5"/>
       <w:r>
         <w:rPr>
@@ -3998,7 +4103,7 @@
         <w:pStyle w:val="Heading2"/>
         <w:rPr/>
       </w:pPr>
-      <w:bookmarkStart w:id="6" w:name="__RefHeading___Toc16364_3826153650"/>
+      <w:bookmarkStart w:id="6" w:name="__RefHeading___Toc12990_4084622315"/>
       <w:bookmarkEnd w:id="6"/>
       <w:r>
         <w:rPr>
@@ -4120,7 +4225,7 @@
         <w:pStyle w:val="Heading2"/>
         <w:rPr/>
       </w:pPr>
-      <w:bookmarkStart w:id="7" w:name="__RefHeading___Toc16366_3826153650"/>
+      <w:bookmarkStart w:id="7" w:name="__RefHeading___Toc12992_4084622315"/>
       <w:bookmarkEnd w:id="7"/>
       <w:r>
         <w:rPr>
@@ -4142,7 +4247,7 @@
         <w:rPr>
           <w:rFonts w:eastAsia="Nunito" w:cs="Nunito"/>
         </w:rPr>
-        <w:t>Infrastructure failures are handled automatically (ALB health checks, ECS task replacement, RDS failover) within minutes.</w:t>
+        <w:t>Infrastructure failures are handled automatically (load balancer health checks, container replacement, RDS failover) within minutes.</w:t>
       </w:r>
     </w:p>
     <w:p>
@@ -4172,7 +4277,7 @@
         <w:rPr>
           <w:rFonts w:eastAsia="Nunito" w:cs="Nunito"/>
         </w:rPr>
-        <w:t>, restarting tasks and business checks. On a restored database of the same release the API finds no pending migration, re-runs the idempotent seed and becomes ready as soon as it connects.</w:t>
+        <w:t>, restarting the containers and business checks. On a restored database of the same release the API finds no pending migration, re-runs the idempotent seed and becomes ready as soon as it connects.</w:t>
       </w:r>
     </w:p>
     <w:p>
@@ -4196,7 +4301,7 @@
         <w:pStyle w:val="Heading2"/>
         <w:rPr/>
       </w:pPr>
-      <w:bookmarkStart w:id="8" w:name="__RefHeading___Toc16368_3826153650"/>
+      <w:bookmarkStart w:id="8" w:name="__RefHeading___Toc12994_4084622315"/>
       <w:bookmarkEnd w:id="8"/>
       <w:r>
         <w:rPr>
@@ -4333,7 +4438,22 @@
                 <w:rFonts w:eastAsia="Nunito" w:cs="Nunito"/>
                 <w:sz w:val="17"/>
               </w:rPr>
-              <w:t>To be provisioned (checklist: daily snapshots with at least 30 days' retention)</w:t>
+              <w:t>To be provisioned (</w:t>
+            </w:r>
+            <w:r>
+              <w:rPr>
+                <w:rFonts w:eastAsia="Liberation Mono" w:cs="Liberation Mono" w:ascii="Liberation Mono" w:hAnsi="Liberation Mono"/>
+                <w:color w:val="0B3D7A"/>
+                <w:sz w:val="15"/>
+              </w:rPr>
+              <w:t>deploy/README.md</w:t>
+            </w:r>
+            <w:r>
+              <w:rPr>
+                <w:rFonts w:eastAsia="Nunito" w:cs="Nunito"/>
+                <w:sz w:val="17"/>
+              </w:rPr>
+              <w:t>: daily snapshots with at least 30 days' retention, one restore test before go-live)</w:t>
             </w:r>
           </w:p>
         </w:tc>
@@ -4456,7 +4576,22 @@
                 <w:rFonts w:eastAsia="Nunito" w:cs="Nunito"/>
                 <w:sz w:val="17"/>
               </w:rPr>
-              <w:t>To be provisioned (checklist: EFS backup)</w:t>
+              <w:t>To be provisioned (</w:t>
+            </w:r>
+            <w:r>
+              <w:rPr>
+                <w:rFonts w:eastAsia="Liberation Mono" w:cs="Liberation Mono" w:ascii="Liberation Mono" w:hAnsi="Liberation Mono"/>
+                <w:color w:val="0B3D7A"/>
+                <w:sz w:val="15"/>
+              </w:rPr>
+              <w:t>deploy/README.md</w:t>
+            </w:r>
+            <w:r>
+              <w:rPr>
+                <w:rFonts w:eastAsia="Nunito" w:cs="Nunito"/>
+                <w:sz w:val="17"/>
+              </w:rPr>
+              <w:t>: back up the upload volume)</w:t>
             </w:r>
           </w:p>
         </w:tc>
@@ -4519,7 +4654,22 @@
                 <w:rFonts w:eastAsia="Nunito" w:cs="Nunito"/>
                 <w:sz w:val="17"/>
               </w:rPr>
-              <w:t>To be provisioned (checklist: keep the key with the backups)</w:t>
+              <w:t>To be provisioned (</w:t>
+            </w:r>
+            <w:r>
+              <w:rPr>
+                <w:rFonts w:eastAsia="Liberation Mono" w:cs="Liberation Mono" w:ascii="Liberation Mono" w:hAnsi="Liberation Mono"/>
+                <w:color w:val="0B3D7A"/>
+                <w:sz w:val="15"/>
+              </w:rPr>
+              <w:t>deploy/README.md</w:t>
+            </w:r>
+            <w:r>
+              <w:rPr>
+                <w:rFonts w:eastAsia="Nunito" w:cs="Nunito"/>
+                <w:sz w:val="17"/>
+              </w:rPr>
+              <w:t>: keep the key with the backups)</w:t>
             </w:r>
           </w:p>
         </w:tc>
@@ -4602,7 +4752,7 @@
                 <w:rFonts w:eastAsia="Nunito" w:cs="Nunito"/>
                 <w:sz w:val="17"/>
               </w:rPr>
-              <w:t>Backend image pipeline and image retention in ECR</w:t>
+              <w:t>Backend image registry and release pipeline</w:t>
             </w:r>
           </w:p>
         </w:tc>
@@ -4627,7 +4777,22 @@
                 <w:rFonts w:eastAsia="Nunito" w:cs="Nunito"/>
                 <w:sz w:val="17"/>
               </w:rPr>
-              <w:t>Not in the repository (front-end pipeline only)</w:t>
+              <w:t>CI builds the image (</w:t>
+            </w:r>
+            <w:r>
+              <w:rPr>
+                <w:rFonts w:eastAsia="Liberation Mono" w:cs="Liberation Mono" w:ascii="Liberation Mono" w:hAnsi="Liberation Mono"/>
+                <w:color w:val="0B3D7A"/>
+                <w:sz w:val="15"/>
+              </w:rPr>
+              <w:t>.github/workflows/ci.yml</w:t>
+            </w:r>
+            <w:r>
+              <w:rPr>
+                <w:rFonts w:eastAsia="Nunito" w:cs="Nunito"/>
+                <w:sz w:val="17"/>
+              </w:rPr>
+              <w:t>) but does not push it; registry (for example ECR) and image retention to be set up</w:t>
             </w:r>
           </w:p>
         </w:tc>
@@ -4680,7 +4845,22 @@
                 <w:rFonts w:eastAsia="Nunito" w:cs="Nunito"/>
                 <w:sz w:val="17"/>
               </w:rPr>
-              <w:t>Document 09; first test before go-live (checklist)</w:t>
+              <w:t>Document 09; first test before go-live (</w:t>
+            </w:r>
+            <w:r>
+              <w:rPr>
+                <w:rFonts w:eastAsia="Liberation Mono" w:cs="Liberation Mono" w:ascii="Liberation Mono" w:hAnsi="Liberation Mono"/>
+                <w:color w:val="0B3D7A"/>
+                <w:sz w:val="15"/>
+              </w:rPr>
+              <w:t>deploy/README.md</w:t>
+            </w:r>
+            <w:r>
+              <w:rPr>
+                <w:rFonts w:eastAsia="Nunito" w:cs="Nunito"/>
+                <w:sz w:val="17"/>
+              </w:rPr>
+              <w:t>)</w:t>
             </w:r>
           </w:p>
         </w:tc>
@@ -4762,7 +4942,7 @@
         </w:pBdr>
         <w:rPr/>
       </w:pPr>
-      <w:bookmarkStart w:id="9" w:name="__RefHeading___Toc16370_3826153650"/>
+      <w:bookmarkStart w:id="9" w:name="__RefHeading___Toc12996_4084622315"/>
       <w:bookmarkEnd w:id="9"/>
       <w:r>
         <w:rPr>
@@ -5308,7 +5488,7 @@
         </w:pBdr>
         <w:rPr/>
       </w:pPr>
-      <w:bookmarkStart w:id="10" w:name="__RefHeading___Toc16372_3826153650"/>
+      <w:bookmarkStart w:id="10" w:name="__RefHeading___Toc12998_4084622315"/>
       <w:bookmarkEnd w:id="10"/>
       <w:r>
         <w:rPr>
@@ -5326,7 +5506,7 @@
         <w:rPr>
           <w:rFonts w:eastAsia="Nunito" w:cs="Nunito"/>
         </w:rPr>
-        <w:t xml:space="preserve">This document is one of eleven that together form the BrokerVerse Solution Architecture. They are maintained and issued together (source and build: </w:t>
+        <w:t xml:space="preserve">This document is one of eleven that together form the BrokerVerse OOTB Solution Architecture. They are maintained and issued together (source and build: </w:t>
       </w:r>
       <w:r>
         <w:rPr>
@@ -6347,7 +6527,7 @@
         </w:pBdr>
         <w:rPr/>
       </w:pPr>
-      <w:bookmarkStart w:id="11" w:name="__RefHeading___Toc16374_3826153650"/>
+      <w:bookmarkStart w:id="11" w:name="__RefHeading___Toc13000_4084622315"/>
       <w:bookmarkEnd w:id="11"/>
       <w:r>
         <w:rPr>
@@ -6472,7 +6652,7 @@
                 <w:rFonts w:eastAsia="Nunito" w:cs="Nunito"/>
                 <w:sz w:val="17"/>
               </w:rPr>
-              <w:t>ALB</w:t>
+              <w:t>API</w:t>
             </w:r>
           </w:p>
         </w:tc>
@@ -6496,7 +6676,7 @@
                 <w:rFonts w:eastAsia="Nunito" w:cs="Nunito"/>
                 <w:sz w:val="17"/>
               </w:rPr>
-              <w:t>Application Load Balancer (AWS): distributes HTTPS requests over the API containers and checks their health.</w:t>
+              <w:t>Application programming interface; here the BrokerVerse REST API under /api served by the Node.js backend.</w:t>
             </w:r>
           </w:p>
         </w:tc>
@@ -6526,7 +6706,7 @@
                 <w:rFonts w:eastAsia="Nunito" w:cs="Nunito"/>
                 <w:sz w:val="17"/>
               </w:rPr>
-              <w:t>API</w:t>
+              <w:t>Audit log / audit trail</w:t>
             </w:r>
           </w:p>
         </w:tc>
@@ -6551,7 +6731,7 @@
                 <w:rFonts w:eastAsia="Nunito" w:cs="Nunito"/>
                 <w:sz w:val="17"/>
               </w:rPr>
-              <w:t>Application programming interface; here the BrokerVerse REST API under /api served by the Node.js backend.</w:t>
+              <w:t>Table audit_log: who changed which record, when, from which IP, with the before and after values.</w:t>
             </w:r>
           </w:p>
         </w:tc>
@@ -6580,7 +6760,7 @@
                 <w:rFonts w:eastAsia="Nunito" w:cs="Nunito"/>
                 <w:sz w:val="17"/>
               </w:rPr>
-              <w:t>Audit log / audit trail</w:t>
+              <w:t>AZ</w:t>
             </w:r>
           </w:p>
         </w:tc>
@@ -6604,7 +6784,7 @@
                 <w:rFonts w:eastAsia="Nunito" w:cs="Nunito"/>
                 <w:sz w:val="17"/>
               </w:rPr>
-              <w:t>Table audit_log: who changed which record, when, from which IP, with the before and after values.</w:t>
+              <w:t>Availability Zone: an isolated data-centre group inside an AWS region.</w:t>
             </w:r>
           </w:p>
         </w:tc>
@@ -6634,7 +6814,7 @@
                 <w:rFonts w:eastAsia="Nunito" w:cs="Nunito"/>
                 <w:sz w:val="17"/>
               </w:rPr>
-              <w:t>AZ</w:t>
+              <w:t>CloudFront</w:t>
             </w:r>
           </w:p>
         </w:tc>
@@ -6659,7 +6839,7 @@
                 <w:rFonts w:eastAsia="Nunito" w:cs="Nunito"/>
                 <w:sz w:val="17"/>
               </w:rPr>
-              <w:t>Availability Zone: an isolated data-centre group inside an AWS region.</w:t>
+              <w:t>AWS content delivery network that serves the single-page application and can route /api to the backend.</w:t>
             </w:r>
           </w:p>
         </w:tc>
@@ -6688,7 +6868,7 @@
                 <w:rFonts w:eastAsia="Nunito" w:cs="Nunito"/>
                 <w:sz w:val="17"/>
               </w:rPr>
-              <w:t>CloudFront</w:t>
+              <w:t>ECR</w:t>
             </w:r>
           </w:p>
         </w:tc>
@@ -6712,7 +6892,7 @@
                 <w:rFonts w:eastAsia="Nunito" w:cs="Nunito"/>
                 <w:sz w:val="17"/>
               </w:rPr>
-              <w:t>AWS content delivery network that serves the single-page application and can route /api to the backend.</w:t>
+              <w:t>Elastic Container Registry (AWS): stores the backend container images.</w:t>
             </w:r>
           </w:p>
         </w:tc>
@@ -6742,7 +6922,7 @@
                 <w:rFonts w:eastAsia="Nunito" w:cs="Nunito"/>
                 <w:sz w:val="17"/>
               </w:rPr>
-              <w:t>ECR</w:t>
+              <w:t>EFS</w:t>
             </w:r>
           </w:p>
         </w:tc>
@@ -6767,7 +6947,7 @@
                 <w:rFonts w:eastAsia="Nunito" w:cs="Nunito"/>
                 <w:sz w:val="17"/>
               </w:rPr>
-              <w:t>Elastic Container Registry (AWS): stores the backend container images.</w:t>
+              <w:t>Elastic File System (AWS): shared, multi-AZ network file system proposed for the upload directory.</w:t>
             </w:r>
           </w:p>
         </w:tc>
@@ -6796,7 +6976,7 @@
                 <w:rFonts w:eastAsia="Nunito" w:cs="Nunito"/>
                 <w:sz w:val="17"/>
               </w:rPr>
-              <w:t>ECS / Fargate</w:t>
+              <w:t>Housekeeping</w:t>
             </w:r>
           </w:p>
         </w:tc>
@@ -6820,7 +7000,7 @@
                 <w:rFonts w:eastAsia="Nunito" w:cs="Nunito"/>
                 <w:sz w:val="17"/>
               </w:rPr>
-              <w:t>Elastic Container Service (AWS) and its serverless compute mode for running the API containers.</w:t>
+              <w:t>Daily job that deletes operational rows (job runs, sent e-mails, sign-in history, expired tokens, read notifications) after the retention days in System Settings.</w:t>
             </w:r>
           </w:p>
         </w:tc>
@@ -6850,7 +7030,7 @@
                 <w:rFonts w:eastAsia="Nunito" w:cs="Nunito"/>
                 <w:sz w:val="17"/>
               </w:rPr>
-              <w:t>EFS</w:t>
+              <w:t>JWT</w:t>
             </w:r>
           </w:p>
         </w:tc>
@@ -6875,7 +7055,7 @@
                 <w:rFonts w:eastAsia="Nunito" w:cs="Nunito"/>
                 <w:sz w:val="17"/>
               </w:rPr>
-              <w:t>Elastic File System (AWS): shared, multi-AZ network file system proposed for the upload directory.</w:t>
+              <w:t>JSON Web Token: signed token carrying the user id, roles, permissions and token version.</w:t>
             </w:r>
           </w:p>
         </w:tc>
@@ -6904,7 +7084,7 @@
                 <w:rFonts w:eastAsia="Nunito" w:cs="Nunito"/>
                 <w:sz w:val="17"/>
               </w:rPr>
-              <w:t>JWT</w:t>
+              <w:t>Migration</w:t>
             </w:r>
           </w:p>
         </w:tc>
@@ -6928,7 +7108,7 @@
                 <w:rFonts w:eastAsia="Nunito" w:cs="Nunito"/>
                 <w:sz w:val="17"/>
               </w:rPr>
-              <w:t>JSON Web Token: signed token carrying the user id, roles, permissions and token version.</w:t>
+              <w:t>Numbered SQL file in backend/src/db/migrations applied once, in order, on API start.</w:t>
             </w:r>
           </w:p>
         </w:tc>
@@ -6958,7 +7138,7 @@
                 <w:rFonts w:eastAsia="Nunito" w:cs="Nunito"/>
                 <w:sz w:val="17"/>
               </w:rPr>
-              <w:t>Migration</w:t>
+              <w:t>Multi-AZ</w:t>
             </w:r>
           </w:p>
         </w:tc>
@@ -6983,7 +7163,7 @@
                 <w:rFonts w:eastAsia="Nunito" w:cs="Nunito"/>
                 <w:sz w:val="17"/>
               </w:rPr>
-              <w:t>Numbered SQL file in backend/src/db/migrations applied once, in order, on API start.</w:t>
+              <w:t>Deployment with a synchronous standby in a second Availability Zone and automatic failover (RDS).</w:t>
             </w:r>
           </w:p>
         </w:tc>
@@ -7012,7 +7192,7 @@
                 <w:rFonts w:eastAsia="Nunito" w:cs="Nunito"/>
                 <w:sz w:val="17"/>
               </w:rPr>
-              <w:t>Multi-AZ</w:t>
+              <w:t>PITR</w:t>
             </w:r>
           </w:p>
         </w:tc>
@@ -7036,7 +7216,7 @@
                 <w:rFonts w:eastAsia="Nunito" w:cs="Nunito"/>
                 <w:sz w:val="17"/>
               </w:rPr>
-              <w:t>Deployment with a synchronous standby in a second Availability Zone and automatic failover (RDS).</w:t>
+              <w:t>Point-in-time recovery: restoring a database to any second inside the backup retention window.</w:t>
             </w:r>
           </w:p>
         </w:tc>
@@ -7066,7 +7246,7 @@
                 <w:rFonts w:eastAsia="Nunito" w:cs="Nunito"/>
                 <w:sz w:val="17"/>
               </w:rPr>
-              <w:t>PITR</w:t>
+              <w:t>RDS</w:t>
             </w:r>
           </w:p>
         </w:tc>
@@ -7091,7 +7271,7 @@
                 <w:rFonts w:eastAsia="Nunito" w:cs="Nunito"/>
                 <w:sz w:val="17"/>
               </w:rPr>
-              <w:t>Point-in-time recovery: restoring a database to any second inside the backup retention window.</w:t>
+              <w:t>Amazon Relational Database Service, the managed PostgreSQL target.</w:t>
             </w:r>
           </w:p>
         </w:tc>
@@ -7120,7 +7300,7 @@
                 <w:rFonts w:eastAsia="Nunito" w:cs="Nunito"/>
                 <w:sz w:val="17"/>
               </w:rPr>
-              <w:t>RDS</w:t>
+              <w:t>RPO</w:t>
             </w:r>
           </w:p>
         </w:tc>
@@ -7144,7 +7324,7 @@
                 <w:rFonts w:eastAsia="Nunito" w:cs="Nunito"/>
                 <w:sz w:val="17"/>
               </w:rPr>
-              <w:t>Amazon Relational Database Service, the managed PostgreSQL target.</w:t>
+              <w:t>Recovery point objective: the maximum acceptable data loss, measured in time.</w:t>
             </w:r>
           </w:p>
         </w:tc>
@@ -7174,7 +7354,7 @@
                 <w:rFonts w:eastAsia="Nunito" w:cs="Nunito"/>
                 <w:sz w:val="17"/>
               </w:rPr>
-              <w:t>RPO</w:t>
+              <w:t>RTO</w:t>
             </w:r>
           </w:p>
         </w:tc>
@@ -7199,7 +7379,7 @@
                 <w:rFonts w:eastAsia="Nunito" w:cs="Nunito"/>
                 <w:sz w:val="17"/>
               </w:rPr>
-              <w:t>Recovery point objective: the maximum acceptable data loss, measured in time.</w:t>
+              <w:t>Recovery time objective: the maximum acceptable time to restore service.</w:t>
             </w:r>
           </w:p>
         </w:tc>
@@ -7228,7 +7408,7 @@
                 <w:rFonts w:eastAsia="Nunito" w:cs="Nunito"/>
                 <w:sz w:val="17"/>
               </w:rPr>
-              <w:t>RTO</w:t>
+              <w:t>S3</w:t>
             </w:r>
           </w:p>
         </w:tc>
@@ -7252,7 +7432,7 @@
                 <w:rFonts w:eastAsia="Nunito" w:cs="Nunito"/>
                 <w:sz w:val="17"/>
               </w:rPr>
-              <w:t>Recovery time objective: the maximum acceptable time to restore service.</w:t>
+              <w:t>Amazon Simple Storage Service: object storage hosting the SPA build (and proposed archive store).</w:t>
             </w:r>
           </w:p>
         </w:tc>
@@ -7282,7 +7462,7 @@
                 <w:rFonts w:eastAsia="Nunito" w:cs="Nunito"/>
                 <w:sz w:val="17"/>
               </w:rPr>
-              <w:t>S3</w:t>
+              <w:t>Seed</w:t>
             </w:r>
           </w:p>
         </w:tc>
@@ -7307,7 +7487,7 @@
                 <w:rFonts w:eastAsia="Nunito" w:cs="Nunito"/>
                 <w:sz w:val="17"/>
               </w:rPr>
-              <w:t>Amazon Simple Storage Service: object storage hosting the SPA build (and proposed archive store).</w:t>
+              <w:t>Idempotent data load run on every API start: reference data always, sample data only when SEED_SAMPLE_DATA is on.</w:t>
             </w:r>
           </w:p>
         </w:tc>
@@ -7336,7 +7516,7 @@
                 <w:rFonts w:eastAsia="Nunito" w:cs="Nunito"/>
                 <w:sz w:val="17"/>
               </w:rPr>
-              <w:t>Seed</w:t>
+              <w:t>SPA</w:t>
             </w:r>
           </w:p>
         </w:tc>
@@ -7360,7 +7540,7 @@
                 <w:rFonts w:eastAsia="Nunito" w:cs="Nunito"/>
                 <w:sz w:val="17"/>
               </w:rPr>
-              <w:t>Idempotent data load run on every API start: reference data always, sample data only when SEED_SAMPLE_DATA is on.</w:t>
+              <w:t>Single-page application: the React front end served as static files.</w:t>
             </w:r>
           </w:p>
         </w:tc>
@@ -7390,7 +7570,7 @@
                 <w:rFonts w:eastAsia="Nunito" w:cs="Nunito"/>
                 <w:sz w:val="17"/>
               </w:rPr>
-              <w:t>SPA</w:t>
+              <w:t>UAT</w:t>
             </w:r>
           </w:p>
         </w:tc>
@@ -7415,7 +7595,7 @@
                 <w:rFonts w:eastAsia="Nunito" w:cs="Nunito"/>
                 <w:sz w:val="17"/>
               </w:rPr>
-              <w:t>Single-page application: the React front end served as static files.</w:t>
+              <w:t>User acceptance testing environment.</w:t>
             </w:r>
           </w:p>
         </w:tc>
@@ -7444,7 +7624,7 @@
                 <w:rFonts w:eastAsia="Nunito" w:cs="Nunito"/>
                 <w:sz w:val="17"/>
               </w:rPr>
-              <w:t>UAT</w:t>
+              <w:t>WAL</w:t>
             </w:r>
           </w:p>
         </w:tc>
@@ -7457,61 +7637,6 @@
               <w:bottom w:val="single" w:sz="4" w:space="0" w:color="C9D6E3"/>
               <w:right w:val="single" w:sz="4" w:space="0" w:color="C9D6E3"/>
             </w:tcBorders>
-          </w:tcPr>
-          <w:p>
-            <w:pPr>
-              <w:pStyle w:val="TableText"/>
-              <w:rPr/>
-            </w:pPr>
-            <w:r>
-              <w:rPr>
-                <w:rFonts w:eastAsia="Nunito" w:cs="Nunito"/>
-                <w:sz w:val="17"/>
-              </w:rPr>
-              <w:t>User acceptance testing environment.</w:t>
-            </w:r>
-          </w:p>
-        </w:tc>
-      </w:tr>
-      <w:tr>
-        <w:trPr>
-          <w:cantSplit w:val="true"/>
-        </w:trPr>
-        <w:tc>
-          <w:tcPr>
-            <w:tcW w:w="2312" w:type="dxa"/>
-            <w:tcBorders>
-              <w:top w:val="single" w:sz="4" w:space="0" w:color="C9D6E3"/>
-              <w:left w:val="single" w:sz="4" w:space="0" w:color="C9D6E3"/>
-              <w:bottom w:val="single" w:sz="4" w:space="0" w:color="C9D6E3"/>
-              <w:right w:val="single" w:sz="4" w:space="0" w:color="C9D6E3"/>
-            </w:tcBorders>
-            <w:shd w:color="auto" w:fill="F3F9FE" w:val="clear"/>
-          </w:tcPr>
-          <w:p>
-            <w:pPr>
-              <w:pStyle w:val="TableText"/>
-              <w:rPr/>
-            </w:pPr>
-            <w:r>
-              <w:rPr>
-                <w:rFonts w:eastAsia="Nunito" w:cs="Nunito"/>
-                <w:sz w:val="17"/>
-              </w:rPr>
-              <w:t>WAL</w:t>
-            </w:r>
-          </w:p>
-        </w:tc>
-        <w:tc>
-          <w:tcPr>
-            <w:tcW w:w="7324" w:type="dxa"/>
-            <w:tcBorders>
-              <w:top w:val="single" w:sz="4" w:space="0" w:color="C9D6E3"/>
-              <w:left w:val="single" w:sz="4" w:space="0" w:color="C9D6E3"/>
-              <w:bottom w:val="single" w:sz="4" w:space="0" w:color="C9D6E3"/>
-              <w:right w:val="single" w:sz="4" w:space="0" w:color="C9D6E3"/>
-            </w:tcBorders>
-            <w:shd w:color="auto" w:fill="F3F9FE" w:val="clear"/>
           </w:tcPr>
           <w:p>
             <w:pPr>
@@ -7700,7 +7825,7 @@
         <w:color w:val="0065B3"/>
         <w:sz w:val="16"/>
       </w:rPr>
-      <w:t>BrokerVerse  |  08 RTO and RPO</w:t>
+      <w:t>BrokerVerse OOTB  |  08 RTO and RPO</w:t>
     </w:r>
     <w:r>
       <w:rPr>
@@ -7709,7 +7834,7 @@
         <w:sz w:val="16"/>
       </w:rPr>
       <w:tab/>
-      <w:t>Solution Architecture  ·  Version 1.0</w:t>
+      <w:t>Solution Architecture  ·  Version 1.1</w:t>
     </w:r>
   </w:p>
 </w:hdr>

--- a/docs/architecture/08_BrokerVerse_RTO_and_RPO.docx
+++ b/docs/architecture/08_BrokerVerse_RTO_and_RPO.docx
@@ -357,7 +357,7 @@
                 <w:rFonts w:eastAsia="Nunito" w:cs="Nunito"/>
                 <w:sz w:val="19"/>
               </w:rPr>
-              <w:t>1.1</w:t>
+              <w:t>1.2</w:t>
             </w:r>
           </w:p>
         </w:tc>
@@ -419,7 +419,7 @@
                 <w:rFonts w:eastAsia="Nunito" w:cs="Nunito"/>
                 <w:sz w:val="19"/>
               </w:rPr>
-              <w:t>29 September 2026</w:t>
+              <w:t>04 October 2026</w:t>
             </w:r>
           </w:p>
         </w:tc>
@@ -795,7 +795,7 @@
                 <w:rFonts w:eastAsia="Nunito" w:cs="Nunito"/>
                 <w:sz w:val="19"/>
               </w:rPr>
-              <w:t>1.1</w:t>
+              <w:t>1.2</w:t>
             </w:r>
           </w:p>
         </w:tc>
@@ -919,7 +919,7 @@
                 <w:rFonts w:eastAsia="Nunito" w:cs="Nunito"/>
                 <w:sz w:val="19"/>
               </w:rPr>
-              <w:t>29 September 2026</w:t>
+              <w:t>04 October 2026</w:t>
             </w:r>
           </w:p>
         </w:tc>
@@ -1405,6 +1405,107 @@
                 <w:sz w:val="18"/>
               </w:rPr>
               <w:t>Updated to the current system: placement journey, co-insurance, posting rules, period end and BIR tax, bank reconciliation, document numbering, commission rate matrix, single PDF engine, uploads and go-live imports, housekeeping, business time zone, broker roles, deployment on the BrokerVerse URL</w:t>
+            </w:r>
+          </w:p>
+        </w:tc>
+      </w:tr>
+      <w:tr>
+        <w:trPr>
+          <w:cantSplit w:val="true"/>
+        </w:trPr>
+        <w:tc>
+          <w:tcPr>
+            <w:tcW w:w="1156" w:type="dxa"/>
+            <w:tcBorders>
+              <w:top w:val="single" w:sz="4" w:space="0" w:color="C9D6E3"/>
+              <w:left w:val="single" w:sz="4" w:space="0" w:color="C9D6E3"/>
+              <w:bottom w:val="single" w:sz="4" w:space="0" w:color="C9D6E3"/>
+              <w:right w:val="single" w:sz="4" w:space="0" w:color="C9D6E3"/>
+            </w:tcBorders>
+          </w:tcPr>
+          <w:p>
+            <w:pPr>
+              <w:pStyle w:val="TableText"/>
+              <w:rPr/>
+            </w:pPr>
+            <w:r>
+              <w:rPr>
+                <w:rFonts w:eastAsia="Nunito" w:cs="Nunito"/>
+                <w:sz w:val="18"/>
+              </w:rPr>
+              <w:t>1.2</w:t>
+            </w:r>
+          </w:p>
+        </w:tc>
+        <w:tc>
+          <w:tcPr>
+            <w:tcW w:w="1734" w:type="dxa"/>
+            <w:tcBorders>
+              <w:top w:val="single" w:sz="4" w:space="0" w:color="C9D6E3"/>
+              <w:left w:val="single" w:sz="4" w:space="0" w:color="C9D6E3"/>
+              <w:bottom w:val="single" w:sz="4" w:space="0" w:color="C9D6E3"/>
+              <w:right w:val="single" w:sz="4" w:space="0" w:color="C9D6E3"/>
+            </w:tcBorders>
+          </w:tcPr>
+          <w:p>
+            <w:pPr>
+              <w:pStyle w:val="TableText"/>
+              <w:rPr/>
+            </w:pPr>
+            <w:r>
+              <w:rPr>
+                <w:rFonts w:eastAsia="Nunito" w:cs="Nunito"/>
+                <w:sz w:val="18"/>
+              </w:rPr>
+              <w:t>04 October 2026</w:t>
+            </w:r>
+          </w:p>
+        </w:tc>
+        <w:tc>
+          <w:tcPr>
+            <w:tcW w:w="1927" w:type="dxa"/>
+            <w:tcBorders>
+              <w:top w:val="single" w:sz="4" w:space="0" w:color="C9D6E3"/>
+              <w:left w:val="single" w:sz="4" w:space="0" w:color="C9D6E3"/>
+              <w:bottom w:val="single" w:sz="4" w:space="0" w:color="C9D6E3"/>
+              <w:right w:val="single" w:sz="4" w:space="0" w:color="C9D6E3"/>
+            </w:tcBorders>
+          </w:tcPr>
+          <w:p>
+            <w:pPr>
+              <w:pStyle w:val="TableText"/>
+              <w:rPr/>
+            </w:pPr>
+            <w:r>
+              <w:rPr>
+                <w:rFonts w:eastAsia="Nunito" w:cs="Nunito"/>
+                <w:sz w:val="18"/>
+              </w:rPr>
+              <w:t>iorta TechNXT</w:t>
+            </w:r>
+          </w:p>
+        </w:tc>
+        <w:tc>
+          <w:tcPr>
+            <w:tcW w:w="4819" w:type="dxa"/>
+            <w:tcBorders>
+              <w:top w:val="single" w:sz="4" w:space="0" w:color="C9D6E3"/>
+              <w:left w:val="single" w:sz="4" w:space="0" w:color="C9D6E3"/>
+              <w:bottom w:val="single" w:sz="4" w:space="0" w:color="C9D6E3"/>
+              <w:right w:val="single" w:sz="4" w:space="0" w:color="C9D6E3"/>
+            </w:tcBorders>
+          </w:tcPr>
+          <w:p>
+            <w:pPr>
+              <w:pStyle w:val="TableText"/>
+              <w:rPr/>
+            </w:pPr>
+            <w:r>
+              <w:rPr>
+                <w:rFonts w:eastAsia="Nunito" w:cs="Nunito"/>
+                <w:sz w:val="18"/>
+              </w:rPr>
+              <w:t>New modules (AML/CFT, BIR, payables and fixed assets, distribution, fleet and marine, My Work, go-live workbench), integration framework, encryption and masking of personal data, branding and e-signatures, release pipeline; database at migration 0322 (reference data), new ER diagrams</w:t>
             </w:r>
           </w:p>
         </w:tc>
@@ -2110,7 +2211,7 @@
             </w:rPr>
             <w:fldChar w:fldCharType="separate"/>
           </w:r>
-          <w:hyperlink w:anchor="__RefHeading___Toc12978_4084622315">
+          <w:hyperlink w:anchor="__RefHeading___Toc24061_1872304043">
             <w:r>
               <w:rPr>
                 <w:webHidden/>
@@ -2118,7 +2219,7 @@
               </w:rPr>
               <w:t>1 Introduction</w:t>
               <w:tab/>
-              <w:t>4</w:t>
+              <w:t>5</w:t>
             </w:r>
           </w:hyperlink>
         </w:p>
@@ -2131,7 +2232,7 @@
             </w:tabs>
             <w:rPr/>
           </w:pPr>
-          <w:hyperlink w:anchor="__RefHeading___Toc12980_4084622315">
+          <w:hyperlink w:anchor="__RefHeading___Toc24063_1872304043">
             <w:r>
               <w:rPr>
                 <w:webHidden/>
@@ -2139,7 +2240,7 @@
               </w:rPr>
               <w:t>1.1 Purpose and scope</w:t>
               <w:tab/>
-              <w:t>4</w:t>
+              <w:t>5</w:t>
             </w:r>
           </w:hyperlink>
         </w:p>
@@ -2152,7 +2253,7 @@
             </w:tabs>
             <w:rPr/>
           </w:pPr>
-          <w:hyperlink w:anchor="__RefHeading___Toc12982_4084622315">
+          <w:hyperlink w:anchor="__RefHeading___Toc24065_1872304043">
             <w:r>
               <w:rPr>
                 <w:webHidden/>
@@ -2160,7 +2261,7 @@
               </w:rPr>
               <w:t>1.2 Definitions</w:t>
               <w:tab/>
-              <w:t>4</w:t>
+              <w:t>5</w:t>
             </w:r>
           </w:hyperlink>
         </w:p>
@@ -2173,7 +2274,7 @@
             </w:tabs>
             <w:rPr/>
           </w:pPr>
-          <w:hyperlink w:anchor="__RefHeading___Toc12984_4084622315">
+          <w:hyperlink w:anchor="__RefHeading___Toc24067_1872304043">
             <w:r>
               <w:rPr>
                 <w:webHidden/>
@@ -2181,7 +2282,7 @@
               </w:rPr>
               <w:t>2 Business impact and service tiers</w:t>
               <w:tab/>
-              <w:t>5</w:t>
+              <w:t>6</w:t>
             </w:r>
           </w:hyperlink>
         </w:p>
@@ -2194,7 +2295,7 @@
             </w:tabs>
             <w:rPr/>
           </w:pPr>
-          <w:hyperlink w:anchor="__RefHeading___Toc12986_4084622315">
+          <w:hyperlink w:anchor="__RefHeading___Toc24069_1872304043">
             <w:r>
               <w:rPr>
                 <w:webHidden/>
@@ -2202,7 +2303,7 @@
               </w:rPr>
               <w:t>3 Proposed objectives</w:t>
               <w:tab/>
-              <w:t>6</w:t>
+              <w:t>7</w:t>
             </w:r>
           </w:hyperlink>
         </w:p>
@@ -2215,7 +2316,7 @@
             </w:tabs>
             <w:rPr/>
           </w:pPr>
-          <w:hyperlink w:anchor="__RefHeading___Toc12988_4084622315">
+          <w:hyperlink w:anchor="__RefHeading___Toc24071_1872304043">
             <w:r>
               <w:rPr>
                 <w:webHidden/>
@@ -2223,7 +2324,7 @@
               </w:rPr>
               <w:t>4 How the objectives are achieved</w:t>
               <w:tab/>
-              <w:t>7</w:t>
+              <w:t>8</w:t>
             </w:r>
           </w:hyperlink>
         </w:p>
@@ -2236,7 +2337,7 @@
             </w:tabs>
             <w:rPr/>
           </w:pPr>
-          <w:hyperlink w:anchor="__RefHeading___Toc12990_4084622315">
+          <w:hyperlink w:anchor="__RefHeading___Toc24073_1872304043">
             <w:r>
               <w:rPr>
                 <w:webHidden/>
@@ -2244,7 +2345,7 @@
               </w:rPr>
               <w:t>4.1 Recovery point</w:t>
               <w:tab/>
-              <w:t>7</w:t>
+              <w:t>8</w:t>
             </w:r>
           </w:hyperlink>
         </w:p>
@@ -2257,7 +2358,7 @@
             </w:tabs>
             <w:rPr/>
           </w:pPr>
-          <w:hyperlink w:anchor="__RefHeading___Toc12992_4084622315">
+          <w:hyperlink w:anchor="__RefHeading___Toc24075_1872304043">
             <w:r>
               <w:rPr>
                 <w:webHidden/>
@@ -2265,7 +2366,7 @@
               </w:rPr>
               <w:t>4.2 Recovery time</w:t>
               <w:tab/>
-              <w:t>7</w:t>
+              <w:t>8</w:t>
             </w:r>
           </w:hyperlink>
         </w:p>
@@ -2278,7 +2379,7 @@
             </w:tabs>
             <w:rPr/>
           </w:pPr>
-          <w:hyperlink w:anchor="__RefHeading___Toc12994_4084622315">
+          <w:hyperlink w:anchor="__RefHeading___Toc24077_1872304043">
             <w:r>
               <w:rPr>
                 <w:webHidden/>
@@ -2286,7 +2387,7 @@
               </w:rPr>
               <w:t>4.3 Dependencies for the objectives</w:t>
               <w:tab/>
-              <w:t>7</w:t>
+              <w:t>8</w:t>
             </w:r>
           </w:hyperlink>
         </w:p>
@@ -2299,7 +2400,7 @@
             </w:tabs>
             <w:rPr/>
           </w:pPr>
-          <w:hyperlink w:anchor="__RefHeading___Toc12996_4084622315">
+          <w:hyperlink w:anchor="__RefHeading___Toc24079_1872304043">
             <w:r>
               <w:rPr>
                 <w:webHidden/>
@@ -2307,7 +2408,7 @@
               </w:rPr>
               <w:t>5 Testing and review</w:t>
               <w:tab/>
-              <w:t>9</w:t>
+              <w:t>10</w:t>
             </w:r>
           </w:hyperlink>
         </w:p>
@@ -2320,7 +2421,7 @@
             </w:tabs>
             <w:rPr/>
           </w:pPr>
-          <w:hyperlink w:anchor="__RefHeading___Toc12998_4084622315">
+          <w:hyperlink w:anchor="__RefHeading___Toc24081_1872304043">
             <w:r>
               <w:rPr>
                 <w:webHidden/>
@@ -2328,7 +2429,7 @@
               </w:rPr>
               <w:t>6 Related documents</w:t>
               <w:tab/>
-              <w:t>10</w:t>
+              <w:t>11</w:t>
             </w:r>
           </w:hyperlink>
         </w:p>
@@ -2341,7 +2442,7 @@
             </w:tabs>
             <w:rPr/>
           </w:pPr>
-          <w:hyperlink w:anchor="__RefHeading___Toc13000_4084622315">
+          <w:hyperlink w:anchor="__RefHeading___Toc24083_1872304043">
             <w:r>
               <w:rPr>
                 <w:webHidden/>
@@ -2349,7 +2450,7 @@
               </w:rPr>
               <w:t>7 Glossary</w:t>
               <w:tab/>
-              <w:t>11</w:t>
+              <w:t>12</w:t>
             </w:r>
           </w:hyperlink>
           <w:r>
@@ -2372,7 +2473,7 @@
       <w:r>
         <w:br w:type="page"/>
       </w:r>
-      <w:bookmarkStart w:id="0" w:name="__RefHeading___Toc12978_4084622315"/>
+      <w:bookmarkStart w:id="0" w:name="__RefHeading___Toc24061_1872304043"/>
       <w:bookmarkEnd w:id="0"/>
       <w:r>
         <w:rPr>
@@ -2386,7 +2487,7 @@
         <w:pStyle w:val="Heading2"/>
         <w:rPr/>
       </w:pPr>
-      <w:bookmarkStart w:id="1" w:name="__RefHeading___Toc12980_4084622315"/>
+      <w:bookmarkStart w:id="1" w:name="__RefHeading___Toc24063_1872304043"/>
       <w:bookmarkEnd w:id="1"/>
       <w:r>
         <w:rPr>
@@ -2474,7 +2575,7 @@
         <w:pStyle w:val="Heading2"/>
         <w:rPr/>
       </w:pPr>
-      <w:bookmarkStart w:id="2" w:name="__RefHeading___Toc12982_4084622315"/>
+      <w:bookmarkStart w:id="2" w:name="__RefHeading___Toc24065_1872304043"/>
       <w:bookmarkEnd w:id="2"/>
       <w:r>
         <w:rPr>
@@ -2563,7 +2664,7 @@
         </w:pBdr>
         <w:rPr/>
       </w:pPr>
-      <w:bookmarkStart w:id="3" w:name="__RefHeading___Toc12984_4084622315"/>
+      <w:bookmarkStart w:id="3" w:name="__RefHeading___Toc24067_1872304043"/>
       <w:bookmarkEnd w:id="3"/>
       <w:r>
         <w:rPr>
@@ -3032,7 +3133,7 @@
         </w:pBdr>
         <w:rPr/>
       </w:pPr>
-      <w:bookmarkStart w:id="4" w:name="__RefHeading___Toc12986_4084622315"/>
+      <w:bookmarkStart w:id="4" w:name="__RefHeading___Toc24069_1872304043"/>
       <w:bookmarkEnd w:id="4"/>
       <w:r>
         <w:rPr>
@@ -4089,7 +4190,7 @@
         </w:pBdr>
         <w:rPr/>
       </w:pPr>
-      <w:bookmarkStart w:id="5" w:name="__RefHeading___Toc12988_4084622315"/>
+      <w:bookmarkStart w:id="5" w:name="__RefHeading___Toc24071_1872304043"/>
       <w:bookmarkEnd w:id="5"/>
       <w:r>
         <w:rPr>
@@ -4103,7 +4204,7 @@
         <w:pStyle w:val="Heading2"/>
         <w:rPr/>
       </w:pPr>
-      <w:bookmarkStart w:id="6" w:name="__RefHeading___Toc12990_4084622315"/>
+      <w:bookmarkStart w:id="6" w:name="__RefHeading___Toc24073_1872304043"/>
       <w:bookmarkEnd w:id="6"/>
       <w:r>
         <w:rPr>
@@ -4225,7 +4326,7 @@
         <w:pStyle w:val="Heading2"/>
         <w:rPr/>
       </w:pPr>
-      <w:bookmarkStart w:id="7" w:name="__RefHeading___Toc12992_4084622315"/>
+      <w:bookmarkStart w:id="7" w:name="__RefHeading___Toc24075_1872304043"/>
       <w:bookmarkEnd w:id="7"/>
       <w:r>
         <w:rPr>
@@ -4301,7 +4402,7 @@
         <w:pStyle w:val="Heading2"/>
         <w:rPr/>
       </w:pPr>
-      <w:bookmarkStart w:id="8" w:name="__RefHeading___Toc12994_4084622315"/>
+      <w:bookmarkStart w:id="8" w:name="__RefHeading___Toc24077_1872304043"/>
       <w:bookmarkEnd w:id="8"/>
       <w:r>
         <w:rPr>
@@ -4631,6 +4732,28 @@
               </w:rPr>
               <w:t>DATA_ENCRYPTION_KEY</w:t>
             </w:r>
+            <w:r>
+              <w:rPr>
+                <w:rFonts w:eastAsia="Nunito" w:cs="Nunito"/>
+                <w:sz w:val="17"/>
+              </w:rPr>
+              <w:t xml:space="preserve"> and </w:t>
+            </w:r>
+            <w:r>
+              <w:rPr>
+                <w:rFonts w:eastAsia="Liberation Mono" w:cs="Liberation Mono" w:ascii="Liberation Mono" w:hAnsi="Liberation Mono"/>
+                <w:color w:val="0B3D7A"/>
+                <w:sz w:val="15"/>
+              </w:rPr>
+              <w:t>PII_ENCRYPTION_KEY</w:t>
+            </w:r>
+            <w:r>
+              <w:rPr>
+                <w:rFonts w:eastAsia="Nunito" w:cs="Nunito"/>
+                <w:sz w:val="17"/>
+              </w:rPr>
+              <w:t xml:space="preserve"> (package B)</w:t>
+            </w:r>
           </w:p>
         </w:tc>
         <w:tc>
@@ -4777,7 +4900,7 @@
                 <w:rFonts w:eastAsia="Nunito" w:cs="Nunito"/>
                 <w:sz w:val="17"/>
               </w:rPr>
-              <w:t>CI builds the image (</w:t>
+              <w:t>The release pipeline promotes one artefact per commit (</w:t>
             </w:r>
             <w:r>
               <w:rPr>
@@ -4785,14 +4908,29 @@
                 <w:color w:val="0B3D7A"/>
                 <w:sz w:val="15"/>
               </w:rPr>
-              <w:t>.github/workflows/ci.yml</w:t>
+              <w:t>backend-&lt;sha&gt;</w:t>
             </w:r>
             <w:r>
               <w:rPr>
                 <w:rFonts w:eastAsia="Nunito" w:cs="Nunito"/>
                 <w:sz w:val="17"/>
               </w:rPr>
-              <w:t>) but does not push it; registry (for example ECR) and image retention to be set up</w:t>
+              <w:t>, kept 90 days), takes a pre-deploy backup and rolls back automatically (</w:t>
+            </w:r>
+            <w:r>
+              <w:rPr>
+                <w:rFonts w:eastAsia="Liberation Mono" w:cs="Liberation Mono" w:ascii="Liberation Mono" w:hAnsi="Liberation Mono"/>
+                <w:color w:val="0B3D7A"/>
+                <w:sz w:val="15"/>
+              </w:rPr>
+              <w:t>deploy/RELEASE_PIPELINE.md</w:t>
+            </w:r>
+            <w:r>
+              <w:rPr>
+                <w:rFonts w:eastAsia="Nunito" w:cs="Nunito"/>
+                <w:sz w:val="17"/>
+              </w:rPr>
+              <w:t>); a container registry is needed only for container platforms</w:t>
             </w:r>
           </w:p>
         </w:tc>
@@ -4942,7 +5080,7 @@
         </w:pBdr>
         <w:rPr/>
       </w:pPr>
-      <w:bookmarkStart w:id="9" w:name="__RefHeading___Toc12996_4084622315"/>
+      <w:bookmarkStart w:id="9" w:name="__RefHeading___Toc24079_1872304043"/>
       <w:bookmarkEnd w:id="9"/>
       <w:r>
         <w:rPr>
@@ -5488,7 +5626,7 @@
         </w:pBdr>
         <w:rPr/>
       </w:pPr>
-      <w:bookmarkStart w:id="10" w:name="__RefHeading___Toc12998_4084622315"/>
+      <w:bookmarkStart w:id="10" w:name="__RefHeading___Toc24081_1872304043"/>
       <w:bookmarkEnd w:id="10"/>
       <w:r>
         <w:rPr>
@@ -6527,7 +6665,7 @@
         </w:pBdr>
         <w:rPr/>
       </w:pPr>
-      <w:bookmarkStart w:id="11" w:name="__RefHeading___Toc13000_4084622315"/>
+      <w:bookmarkStart w:id="11" w:name="__RefHeading___Toc24083_1872304043"/>
       <w:bookmarkEnd w:id="11"/>
       <w:r>
         <w:rPr>
@@ -7719,7 +7857,7 @@
         <w:color w:val="5B6776"/>
         <w:sz w:val="16"/>
       </w:rPr>
-      <w:t>29 September 2026  ·  Prepared by iorta TechNXT  ·  Confidential</w:t>
+      <w:t>04 October 2026  ·  Prepared by iorta TechNXT  ·  Confidential</w:t>
       <w:tab/>
       <w:t xml:space="preserve">Page </w:t>
     </w:r>
@@ -7737,7 +7875,7 @@
     </w:r>
     <w:r>
       <w:rPr/>
-      <w:t>11</w:t>
+      <w:t>12</w:t>
     </w:r>
     <w:r>
       <w:rPr/>
@@ -7765,7 +7903,7 @@
     </w:r>
     <w:r>
       <w:rPr/>
-      <w:t>11</w:t>
+      <w:t>12</w:t>
     </w:r>
     <w:r>
       <w:rPr/>
@@ -7834,7 +7972,7 @@
         <w:sz w:val="16"/>
       </w:rPr>
       <w:tab/>
-      <w:t>Solution Architecture  ·  Version 1.1</w:t>
+      <w:t>Solution Architecture  ·  Version 1.2</w:t>
     </w:r>
   </w:p>
 </w:hdr>
